--- a/main.java.docx
+++ b/main.java.docx
@@ -4,6 +4,17 @@
   <w:body>
     <w:p>
       <w:r>
+        <w:t xml:space="preserve">// This class manages user input and program flow </w:t>
+      </w:r>
+    </w:p>
+    <w:p>
+      <w:r>
+        <w:t>// based on the structure provided in main.java (Author, 2026).</w:t>
+      </w:r>
+    </w:p>
+    <w:p/>
+    <w:p>
+      <w:r>
         <w:t xml:space="preserve">import </w:t>
       </w:r>
       <w:proofErr w:type="spellStart"/>
@@ -62,12 +73,6 @@
         <w:t xml:space="preserve"> = new Scanner(System.in);</w:t>
       </w:r>
     </w:p>
-    <w:p/>
-    <w:p>
-      <w:r>
-        <w:t xml:space="preserve">        // Create Login object</w:t>
-      </w:r>
-    </w:p>
     <w:p>
       <w:r>
         <w:t xml:space="preserve">        Login user = new </w:t>
@@ -98,7 +103,7 @@
     <w:p/>
     <w:p>
       <w:r>
-        <w:t xml:space="preserve">        // User inputs</w:t>
+        <w:t xml:space="preserve">        // User inputs (Author, 2026)</w:t>
       </w:r>
     </w:p>
     <w:p>
@@ -269,13 +274,8 @@
     </w:p>
     <w:p>
       <w:r>
-        <w:t xml:space="preserve">        String message =</w:t>
-      </w:r>
-    </w:p>
-    <w:p>
-      <w:r>
         <w:lastRenderedPageBreak/>
-        <w:t xml:space="preserve">                </w:t>
+        <w:t xml:space="preserve">        String message = </w:t>
       </w:r>
       <w:proofErr w:type="spellStart"/>
       <w:proofErr w:type="gramStart"/>
@@ -285,12 +285,7 @@
       <w:proofErr w:type="spellEnd"/>
       <w:proofErr w:type="gramEnd"/>
       <w:r>
-        <w:t>(username, password,</w:t>
-      </w:r>
-    </w:p>
-    <w:p>
-      <w:r>
-        <w:t xml:space="preserve">                        phone, </w:t>
+        <w:t xml:space="preserve">(username, password, phone, </w:t>
       </w:r>
       <w:proofErr w:type="spellStart"/>
       <w:r>
@@ -309,7 +304,6 @@
         <w:t>);</w:t>
       </w:r>
     </w:p>
-    <w:p/>
     <w:p>
       <w:r>
         <w:t xml:space="preserve">        </w:t>
@@ -350,7 +344,6 @@
         <w:t>("User successfully registered!")) {</w:t>
       </w:r>
     </w:p>
-    <w:p/>
     <w:p>
       <w:r>
         <w:t xml:space="preserve">            </w:t>
@@ -406,7 +399,7 @@
     <w:p/>
     <w:p>
       <w:r>
-        <w:t xml:space="preserve">        // Login inputs</w:t>
+        <w:t xml:space="preserve">        // Login inputs (Author, 2026)</w:t>
       </w:r>
     </w:p>
     <w:p>
@@ -482,12 +475,7 @@
       </w:r>
       <w:proofErr w:type="spellEnd"/>
       <w:r>
-        <w:t xml:space="preserve"> status =</w:t>
-      </w:r>
-    </w:p>
-    <w:p>
-      <w:r>
-        <w:t xml:space="preserve">                </w:t>
+        <w:t xml:space="preserve"> status = </w:t>
       </w:r>
       <w:proofErr w:type="spellStart"/>
       <w:proofErr w:type="gramStart"/>
@@ -518,11 +506,6 @@
       <w:r>
         <w:t>(</w:t>
       </w:r>
-    </w:p>
-    <w:p>
-      <w:r>
-        <w:t xml:space="preserve">                </w:t>
-      </w:r>
       <w:proofErr w:type="spellStart"/>
       <w:proofErr w:type="gramStart"/>
       <w:r>
@@ -531,18 +514,12 @@
       <w:proofErr w:type="spellEnd"/>
       <w:proofErr w:type="gramEnd"/>
       <w:r>
-        <w:t>(status)</w:t>
-      </w:r>
-    </w:p>
-    <w:p>
-      <w:r>
-        <w:t xml:space="preserve">        );</w:t>
-      </w:r>
-    </w:p>
-    <w:p/>
-    <w:p>
-      <w:r>
-        <w:lastRenderedPageBreak/>
+        <w:t>(status));</w:t>
+      </w:r>
+    </w:p>
+    <w:p/>
+    <w:p>
+      <w:r>
         <w:t xml:space="preserve">        </w:t>
       </w:r>
       <w:proofErr w:type="spellStart"/>
